--- a/courseware/LP-Microsoft Copilot for Power Apps (C803).docx
+++ b/courseware/LP-Microsoft Copilot for Power Apps (C803).docx
@@ -179,7 +179,7 @@
           <w:color w:val="1F6FEB"/>
           <w:sz w:val="24"/>
         </w:rPr>
-        <w:t>Version 1.1</w:t>
+        <w:t>Version 1.2</w:t>
       </w:r>
     </w:p>
     <w:p>
@@ -399,6 +399,64 @@
           </w:p>
         </w:tc>
       </w:tr>
+      <w:tr>
+        <w:tc>
+          <w:tcPr>
+            <w:tcW w:type="dxa" w:w="2160"/>
+          </w:tcPr>
+          <w:p>
+            <w:r/>
+            <w:r>
+              <w:rPr>
+                <w:sz w:val="19"/>
+              </w:rPr>
+              <w:t>1.2</w:t>
+            </w:r>
+          </w:p>
+        </w:tc>
+        <w:tc>
+          <w:tcPr>
+            <w:tcW w:type="dxa" w:w="2160"/>
+          </w:tcPr>
+          <w:p>
+            <w:r/>
+            <w:r>
+              <w:rPr>
+                <w:sz w:val="19"/>
+              </w:rPr>
+              <w:t>4 October 2026</w:t>
+            </w:r>
+          </w:p>
+        </w:tc>
+        <w:tc>
+          <w:tcPr>
+            <w:tcW w:type="dxa" w:w="2160"/>
+          </w:tcPr>
+          <w:p>
+            <w:r/>
+            <w:r>
+              <w:rPr>
+                <w:sz w:val="19"/>
+              </w:rPr>
+              <w:t>Extended to two days (15 hours): longer hands-on labs and a Day 2 applied-practice block.</w:t>
+            </w:r>
+          </w:p>
+        </w:tc>
+        <w:tc>
+          <w:tcPr>
+            <w:tcW w:type="dxa" w:w="2160"/>
+          </w:tcPr>
+          <w:p>
+            <w:r/>
+            <w:r>
+              <w:rPr>
+                <w:sz w:val="19"/>
+              </w:rPr>
+              <w:t>Dr. Alfred Ang</w:t>
+            </w:r>
+          </w:p>
+        </w:tc>
+      </w:tr>
     </w:tbl>
     <w:p>
       <w:r>
@@ -509,9 +567,29 @@
           <w:color w:val="333333"/>
           <w:sz w:val="21"/>
         </w:rPr>
-        <w:t>Day 1 — Getting Copilot ready in Power Apps, building a canvas app with Copilot, then automating and governing it with Power Automate</w:t>
+        <w:t>Day 1 — Getting Copilot ready in Power Apps and building a canvas app with Copilot</w:t>
         <w:tab/>
         <w:t>4</w:t>
+      </w:r>
+    </w:p>
+    <w:p>
+      <w:pPr>
+        <w:tabs>
+          <w:tab w:pos="9072" w:val="right" w:leader="dot"/>
+        </w:tabs>
+        <w:spacing w:after="60"/>
+        <w:ind w:left="432"/>
+      </w:pPr>
+      <w:r>
+        <w:rPr>
+          <w:rFonts w:ascii="Arial" w:hAnsi="Arial"/>
+          <w:b w:val="0"/>
+          <w:color w:val="333333"/>
+          <w:sz w:val="21"/>
+        </w:rPr>
+        <w:t>Day 2 — Extending the app with Copilot chat, automating it with Power Automate, and sharing and governing it</w:t>
+        <w:tab/>
+        <w:t>5</w:t>
       </w:r>
     </w:p>
     <w:p>
@@ -679,7 +757,7 @@
               <w:rPr>
                 <w:sz w:val="20"/>
               </w:rPr>
-              <w:t>1 day · 7.5 instructional hours per day (7.5 hours)</w:t>
+              <w:t>2 days · 7.5 instructional hours per day (15 hours)</w:t>
             </w:r>
           </w:p>
         </w:tc>
@@ -711,7 +789,7 @@
               <w:rPr>
                 <w:sz w:val="20"/>
               </w:rPr>
-              <w:t>9:30 am – 6:30 pm (1-hour lunch; tea breaks within training time)</w:t>
+              <w:t>9:30 am – 5:30 pm (30-minute lunch)</w:t>
             </w:r>
           </w:p>
         </w:tc>
@@ -969,7 +1047,7 @@
         <w:pStyle w:val="Heading2"/>
       </w:pPr>
       <w:r>
-        <w:t>Day 1 — Getting Copilot ready in Power Apps, building a canvas app with Copilot, then automating and governing it with Power Automate</w:t>
+        <w:t>Day 1 — Getting Copilot ready in Power Apps and building a canvas app with Copilot</w:t>
       </w:r>
     </w:p>
     <w:tbl>
@@ -1107,7 +1185,7 @@
                 <w:b/>
                 <w:sz w:val="19"/>
               </w:rPr>
-              <w:t>9:50–10:40</w:t>
+              <w:t>9:50–10:50</w:t>
             </w:r>
           </w:p>
         </w:tc>
@@ -1124,7 +1202,7 @@
                 <w:b w:val="0"/>
                 <w:sz w:val="19"/>
               </w:rPr>
-              <w:t>50 min</w:t>
+              <w:t>60 min</w:t>
             </w:r>
           </w:p>
         </w:tc>
@@ -1159,7 +1237,7 @@
                 <w:b w:val="0"/>
                 <w:sz w:val="19"/>
               </w:rPr>
-              <w:t>10:40–11:30</w:t>
+              <w:t>10:50–11:50</w:t>
             </w:r>
           </w:p>
         </w:tc>
@@ -1175,7 +1253,7 @@
                 <w:b w:val="0"/>
                 <w:sz w:val="19"/>
               </w:rPr>
-              <w:t>50 min</w:t>
+              <w:t>60 min</w:t>
             </w:r>
           </w:p>
         </w:tc>
@@ -1200,7 +1278,6 @@
         <w:tc>
           <w:tcPr>
             <w:tcW w:type="dxa" w:w="1656"/>
-            <w:shd w:val="clear" w:color="auto" w:fill="FFF4E5"/>
           </w:tcPr>
           <w:p>
             <w:r/>
@@ -1210,59 +1287,7 @@
                 <w:b w:val="0"/>
                 <w:sz w:val="19"/>
               </w:rPr>
-              <w:t>11:30–11:45</w:t>
-            </w:r>
-          </w:p>
-        </w:tc>
-        <w:tc>
-          <w:tcPr>
-            <w:tcW w:type="dxa" w:w="1296"/>
-            <w:shd w:val="clear" w:color="auto" w:fill="FFF4E5"/>
-          </w:tcPr>
-          <w:p>
-            <w:r/>
-            <w:r>
-              <w:rPr>
-                <w:rFonts w:ascii="Arial" w:hAnsi="Arial"/>
-                <w:b w:val="0"/>
-                <w:sz w:val="19"/>
-              </w:rPr>
-              <w:t>15 min</w:t>
-            </w:r>
-          </w:p>
-        </w:tc>
-        <w:tc>
-          <w:tcPr>
-            <w:tcW w:type="dxa" w:w="6840"/>
-            <w:shd w:val="clear" w:color="auto" w:fill="FFF4E5"/>
-          </w:tcPr>
-          <w:p>
-            <w:r/>
-            <w:r>
-              <w:rPr>
-                <w:rFonts w:ascii="Arial" w:hAnsi="Arial"/>
-                <w:b w:val="0"/>
-                <w:sz w:val="19"/>
-              </w:rPr>
-              <w:t>Tea break</w:t>
-            </w:r>
-          </w:p>
-        </w:tc>
-      </w:tr>
-      <w:tr>
-        <w:tc>
-          <w:tcPr>
-            <w:tcW w:type="dxa" w:w="1656"/>
-          </w:tcPr>
-          <w:p>
-            <w:r/>
-            <w:r>
-              <w:rPr>
-                <w:rFonts w:ascii="Arial" w:hAnsi="Arial"/>
-                <w:b w:val="0"/>
-                <w:sz w:val="19"/>
-              </w:rPr>
-              <w:t>11:45–12:25</w:t>
+              <w:t>11:50–13:00</w:t>
             </w:r>
           </w:p>
         </w:tc>
@@ -1278,7 +1303,7 @@
                 <w:b w:val="0"/>
                 <w:sz w:val="19"/>
               </w:rPr>
-              <w:t>40 min</w:t>
+              <w:t>70 min</w:t>
             </w:r>
           </w:p>
         </w:tc>
@@ -1303,6 +1328,59 @@
         <w:tc>
           <w:tcPr>
             <w:tcW w:type="dxa" w:w="1656"/>
+            <w:shd w:val="clear" w:color="auto" w:fill="FDE9D9"/>
+          </w:tcPr>
+          <w:p>
+            <w:r/>
+            <w:r>
+              <w:rPr>
+                <w:rFonts w:ascii="Arial" w:hAnsi="Arial"/>
+                <w:b w:val="0"/>
+                <w:sz w:val="19"/>
+              </w:rPr>
+              <w:t>13:00–13:30</w:t>
+            </w:r>
+          </w:p>
+        </w:tc>
+        <w:tc>
+          <w:tcPr>
+            <w:tcW w:type="dxa" w:w="1296"/>
+            <w:shd w:val="clear" w:color="auto" w:fill="FDE9D9"/>
+          </w:tcPr>
+          <w:p>
+            <w:r/>
+            <w:r>
+              <w:rPr>
+                <w:rFonts w:ascii="Arial" w:hAnsi="Arial"/>
+                <w:b w:val="0"/>
+                <w:sz w:val="19"/>
+              </w:rPr>
+              <w:t>30 min</w:t>
+            </w:r>
+          </w:p>
+        </w:tc>
+        <w:tc>
+          <w:tcPr>
+            <w:tcW w:type="dxa" w:w="6840"/>
+            <w:shd w:val="clear" w:color="auto" w:fill="FDE9D9"/>
+          </w:tcPr>
+          <w:p>
+            <w:r/>
+            <w:r>
+              <w:rPr>
+                <w:rFonts w:ascii="Arial" w:hAnsi="Arial"/>
+                <w:b w:val="0"/>
+                <w:sz w:val="19"/>
+              </w:rPr>
+              <w:t>Lunch break</w:t>
+            </w:r>
+          </w:p>
+        </w:tc>
+      </w:tr>
+      <w:tr>
+        <w:tc>
+          <w:tcPr>
+            <w:tcW w:type="dxa" w:w="1656"/>
             <w:shd w:val="clear" w:color="auto" w:fill="E8F0FE"/>
           </w:tcPr>
           <w:p>
@@ -1313,7 +1391,7 @@
                 <w:b/>
                 <w:sz w:val="19"/>
               </w:rPr>
-              <w:t>12:25–13:00</w:t>
+              <w:t>13:30–14:30</w:t>
             </w:r>
           </w:p>
         </w:tc>
@@ -1330,7 +1408,7 @@
                 <w:b w:val="0"/>
                 <w:sz w:val="19"/>
               </w:rPr>
-              <w:t>35 min</w:t>
+              <w:t>60 min</w:t>
             </w:r>
           </w:p>
         </w:tc>
@@ -1347,7 +1425,506 @@
                 <w:b/>
                 <w:sz w:val="19"/>
               </w:rPr>
-              <w:t>TOPIC 02 — Build Canvas Apps with Copilot: creating an app from a prompt; refining screens, controls and layouts; generating and explaining Power Fx; adding an in-app Copilot chat (concepts + live demo)</w:t>
+              <w:t>TOPIC 02 — Build Canvas Apps with Copilot: creating an app from a prompt; refining screens, controls and layouts; generating and explaining Power Fx (concepts + live demo)</w:t>
+            </w:r>
+          </w:p>
+        </w:tc>
+      </w:tr>
+      <w:tr>
+        <w:tc>
+          <w:tcPr>
+            <w:tcW w:type="dxa" w:w="1656"/>
+          </w:tcPr>
+          <w:p>
+            <w:r/>
+            <w:r>
+              <w:rPr>
+                <w:rFonts w:ascii="Arial" w:hAnsi="Arial"/>
+                <w:b w:val="0"/>
+                <w:sz w:val="19"/>
+              </w:rPr>
+              <w:t>14:30–16:00</w:t>
+            </w:r>
+          </w:p>
+        </w:tc>
+        <w:tc>
+          <w:tcPr>
+            <w:tcW w:type="dxa" w:w="1296"/>
+          </w:tcPr>
+          <w:p>
+            <w:r/>
+            <w:r>
+              <w:rPr>
+                <w:rFonts w:ascii="Arial" w:hAnsi="Arial"/>
+                <w:b w:val="0"/>
+                <w:sz w:val="19"/>
+              </w:rPr>
+              <w:t>90 min</w:t>
+            </w:r>
+          </w:p>
+        </w:tc>
+        <w:tc>
+          <w:tcPr>
+            <w:tcW w:type="dxa" w:w="6840"/>
+          </w:tcPr>
+          <w:p>
+            <w:r/>
+            <w:r>
+              <w:rPr>
+                <w:rFonts w:ascii="Arial" w:hAnsi="Arial"/>
+                <w:b w:val="0"/>
+                <w:sz w:val="19"/>
+              </w:rPr>
+              <w:t>Hands-on: Lab 4: Create a Canvas App from a Prompt; Lab 5: Refine Screens, Controls and Layouts with Copilot</w:t>
+            </w:r>
+          </w:p>
+        </w:tc>
+      </w:tr>
+      <w:tr>
+        <w:tc>
+          <w:tcPr>
+            <w:tcW w:type="dxa" w:w="1656"/>
+          </w:tcPr>
+          <w:p>
+            <w:r/>
+            <w:r>
+              <w:rPr>
+                <w:rFonts w:ascii="Arial" w:hAnsi="Arial"/>
+                <w:b w:val="0"/>
+                <w:sz w:val="19"/>
+              </w:rPr>
+              <w:t>16:00–17:15</w:t>
+            </w:r>
+          </w:p>
+        </w:tc>
+        <w:tc>
+          <w:tcPr>
+            <w:tcW w:type="dxa" w:w="1296"/>
+          </w:tcPr>
+          <w:p>
+            <w:r/>
+            <w:r>
+              <w:rPr>
+                <w:rFonts w:ascii="Arial" w:hAnsi="Arial"/>
+                <w:b w:val="0"/>
+                <w:sz w:val="19"/>
+              </w:rPr>
+              <w:t>75 min</w:t>
+            </w:r>
+          </w:p>
+        </w:tc>
+        <w:tc>
+          <w:tcPr>
+            <w:tcW w:type="dxa" w:w="6840"/>
+          </w:tcPr>
+          <w:p>
+            <w:r/>
+            <w:r>
+              <w:rPr>
+                <w:rFonts w:ascii="Arial" w:hAnsi="Arial"/>
+                <w:b w:val="0"/>
+                <w:sz w:val="19"/>
+              </w:rPr>
+              <w:t>Hands-on: Lab 6: Generate and Explain Power Fx Formulas with Copilot</w:t>
+            </w:r>
+          </w:p>
+        </w:tc>
+      </w:tr>
+      <w:tr>
+        <w:tc>
+          <w:tcPr>
+            <w:tcW w:type="dxa" w:w="1656"/>
+            <w:shd w:val="clear" w:color="auto" w:fill="F3F5F8"/>
+          </w:tcPr>
+          <w:p>
+            <w:r/>
+            <w:r>
+              <w:rPr>
+                <w:rFonts w:ascii="Arial" w:hAnsi="Arial"/>
+                <w:b w:val="0"/>
+                <w:sz w:val="19"/>
+              </w:rPr>
+              <w:t>17:15–17:30</w:t>
+            </w:r>
+          </w:p>
+        </w:tc>
+        <w:tc>
+          <w:tcPr>
+            <w:tcW w:type="dxa" w:w="1296"/>
+            <w:shd w:val="clear" w:color="auto" w:fill="F3F5F8"/>
+          </w:tcPr>
+          <w:p>
+            <w:r/>
+            <w:r>
+              <w:rPr>
+                <w:rFonts w:ascii="Arial" w:hAnsi="Arial"/>
+                <w:b w:val="0"/>
+                <w:sz w:val="19"/>
+              </w:rPr>
+              <w:t>15 min</w:t>
+            </w:r>
+          </w:p>
+        </w:tc>
+        <w:tc>
+          <w:tcPr>
+            <w:tcW w:type="dxa" w:w="6840"/>
+            <w:shd w:val="clear" w:color="auto" w:fill="F3F5F8"/>
+          </w:tcPr>
+          <w:p>
+            <w:r/>
+            <w:r>
+              <w:rPr>
+                <w:rFonts w:ascii="Arial" w:hAnsi="Arial"/>
+                <w:b w:val="0"/>
+                <w:sz w:val="19"/>
+              </w:rPr>
+              <w:t>Day 1 recap and Q&amp;A</w:t>
+            </w:r>
+          </w:p>
+        </w:tc>
+      </w:tr>
+    </w:tbl>
+    <w:p>
+      <w:r>
+        <w:rPr>
+          <w:i/>
+          <w:color w:val="555B66"/>
+          <w:sz w:val="19"/>
+        </w:rPr>
+        <w:t>Total scheduled time: 450 minutes (7.5 hours) excluding lunch — of which 450 minutes (7.5 hours) are instructional.</w:t>
+      </w:r>
+    </w:p>
+    <w:p>
+      <w:pPr>
+        <w:pStyle w:val="Heading2"/>
+      </w:pPr>
+      <w:r>
+        <w:t>Day 2 — Extending the app with Copilot chat, automating it with Power Automate, and sharing and governing it</w:t>
+      </w:r>
+    </w:p>
+    <w:tbl>
+      <w:tblPr>
+        <w:tblStyle w:val="TableGrid"/>
+        <w:tblW w:type="auto" w:w="0"/>
+        <w:jc w:val="center"/>
+        <w:tblLook w:firstColumn="1" w:firstRow="1" w:lastColumn="0" w:lastRow="0" w:noHBand="0" w:noVBand="1" w:val="04A0"/>
+      </w:tblPr>
+      <w:tblGrid>
+        <w:gridCol w:w="2880"/>
+        <w:gridCol w:w="2880"/>
+        <w:gridCol w:w="2880"/>
+      </w:tblGrid>
+      <w:tr>
+        <w:tc>
+          <w:tcPr>
+            <w:tcW w:type="dxa" w:w="1656"/>
+            <w:shd w:val="clear" w:color="auto" w:fill="1F6FEB"/>
+          </w:tcPr>
+          <w:p>
+            <w:r/>
+            <w:r>
+              <w:rPr>
+                <w:rFonts w:ascii="Arial" w:hAnsi="Arial"/>
+                <w:b/>
+                <w:color w:val="FFFFFF"/>
+                <w:sz w:val="20"/>
+              </w:rPr>
+              <w:t>Time</w:t>
+            </w:r>
+          </w:p>
+        </w:tc>
+        <w:tc>
+          <w:tcPr>
+            <w:tcW w:type="dxa" w:w="1296"/>
+            <w:shd w:val="clear" w:color="auto" w:fill="1F6FEB"/>
+          </w:tcPr>
+          <w:p>
+            <w:r/>
+            <w:r>
+              <w:rPr>
+                <w:rFonts w:ascii="Arial" w:hAnsi="Arial"/>
+                <w:b/>
+                <w:color w:val="FFFFFF"/>
+                <w:sz w:val="20"/>
+              </w:rPr>
+              <w:t>Duration</w:t>
+            </w:r>
+          </w:p>
+        </w:tc>
+        <w:tc>
+          <w:tcPr>
+            <w:tcW w:type="dxa" w:w="6840"/>
+            <w:shd w:val="clear" w:color="auto" w:fill="1F6FEB"/>
+          </w:tcPr>
+          <w:p>
+            <w:r/>
+            <w:r>
+              <w:rPr>
+                <w:rFonts w:ascii="Arial" w:hAnsi="Arial"/>
+                <w:b/>
+                <w:color w:val="FFFFFF"/>
+                <w:sz w:val="20"/>
+              </w:rPr>
+              <w:t>Topic / Activity</w:t>
+            </w:r>
+          </w:p>
+        </w:tc>
+      </w:tr>
+      <w:tr>
+        <w:tc>
+          <w:tcPr>
+            <w:tcW w:type="dxa" w:w="1656"/>
+            <w:shd w:val="clear" w:color="auto" w:fill="F3F5F8"/>
+          </w:tcPr>
+          <w:p>
+            <w:r/>
+            <w:r>
+              <w:rPr>
+                <w:rFonts w:ascii="Arial" w:hAnsi="Arial"/>
+                <w:b w:val="0"/>
+                <w:sz w:val="19"/>
+              </w:rPr>
+              <w:t>9:30–9:45</w:t>
+            </w:r>
+          </w:p>
+        </w:tc>
+        <w:tc>
+          <w:tcPr>
+            <w:tcW w:type="dxa" w:w="1296"/>
+            <w:shd w:val="clear" w:color="auto" w:fill="F3F5F8"/>
+          </w:tcPr>
+          <w:p>
+            <w:r/>
+            <w:r>
+              <w:rPr>
+                <w:rFonts w:ascii="Arial" w:hAnsi="Arial"/>
+                <w:b w:val="0"/>
+                <w:sz w:val="19"/>
+              </w:rPr>
+              <w:t>15 min</w:t>
+            </w:r>
+          </w:p>
+        </w:tc>
+        <w:tc>
+          <w:tcPr>
+            <w:tcW w:type="dxa" w:w="6840"/>
+            <w:shd w:val="clear" w:color="auto" w:fill="F3F5F8"/>
+          </w:tcPr>
+          <w:p>
+            <w:r/>
+            <w:r>
+              <w:rPr>
+                <w:rFonts w:ascii="Arial" w:hAnsi="Arial"/>
+                <w:b w:val="0"/>
+                <w:sz w:val="19"/>
+              </w:rPr>
+              <w:t>Day 1 review and the plan for Day 2</w:t>
+            </w:r>
+          </w:p>
+        </w:tc>
+      </w:tr>
+      <w:tr>
+        <w:tc>
+          <w:tcPr>
+            <w:tcW w:type="dxa" w:w="1656"/>
+            <w:shd w:val="clear" w:color="auto" w:fill="E8F0FE"/>
+          </w:tcPr>
+          <w:p>
+            <w:r/>
+            <w:r>
+              <w:rPr>
+                <w:rFonts w:ascii="Arial" w:hAnsi="Arial"/>
+                <w:b/>
+                <w:sz w:val="19"/>
+              </w:rPr>
+              <w:t>9:45–10:15</w:t>
+            </w:r>
+          </w:p>
+        </w:tc>
+        <w:tc>
+          <w:tcPr>
+            <w:tcW w:type="dxa" w:w="1296"/>
+            <w:shd w:val="clear" w:color="auto" w:fill="E8F0FE"/>
+          </w:tcPr>
+          <w:p>
+            <w:r/>
+            <w:r>
+              <w:rPr>
+                <w:rFonts w:ascii="Arial" w:hAnsi="Arial"/>
+                <w:b w:val="0"/>
+                <w:sz w:val="19"/>
+              </w:rPr>
+              <w:t>30 min</w:t>
+            </w:r>
+          </w:p>
+        </w:tc>
+        <w:tc>
+          <w:tcPr>
+            <w:tcW w:type="dxa" w:w="6840"/>
+            <w:shd w:val="clear" w:color="auto" w:fill="E8F0FE"/>
+          </w:tcPr>
+          <w:p>
+            <w:r/>
+            <w:r>
+              <w:rPr>
+                <w:rFonts w:ascii="Arial" w:hAnsi="Arial"/>
+                <w:b/>
+                <w:sz w:val="19"/>
+              </w:rPr>
+              <w:t>TOPIC 02 (continued) — Adding an in-app Copilot chat so users can query the app's data in natural language (concepts + live demo)</w:t>
+            </w:r>
+          </w:p>
+        </w:tc>
+      </w:tr>
+      <w:tr>
+        <w:tc>
+          <w:tcPr>
+            <w:tcW w:type="dxa" w:w="1656"/>
+          </w:tcPr>
+          <w:p>
+            <w:r/>
+            <w:r>
+              <w:rPr>
+                <w:rFonts w:ascii="Arial" w:hAnsi="Arial"/>
+                <w:b w:val="0"/>
+                <w:sz w:val="19"/>
+              </w:rPr>
+              <w:t>10:15–11:15</w:t>
+            </w:r>
+          </w:p>
+        </w:tc>
+        <w:tc>
+          <w:tcPr>
+            <w:tcW w:type="dxa" w:w="1296"/>
+          </w:tcPr>
+          <w:p>
+            <w:r/>
+            <w:r>
+              <w:rPr>
+                <w:rFonts w:ascii="Arial" w:hAnsi="Arial"/>
+                <w:b w:val="0"/>
+                <w:sz w:val="19"/>
+              </w:rPr>
+              <w:t>60 min</w:t>
+            </w:r>
+          </w:p>
+        </w:tc>
+        <w:tc>
+          <w:tcPr>
+            <w:tcW w:type="dxa" w:w="6840"/>
+          </w:tcPr>
+          <w:p>
+            <w:r/>
+            <w:r>
+              <w:rPr>
+                <w:rFonts w:ascii="Arial" w:hAnsi="Arial"/>
+                <w:b w:val="0"/>
+                <w:sz w:val="19"/>
+              </w:rPr>
+              <w:t>Hands-on: Lab 7: Add an In-App Copilot Chat for Users</w:t>
+            </w:r>
+          </w:p>
+        </w:tc>
+      </w:tr>
+      <w:tr>
+        <w:tc>
+          <w:tcPr>
+            <w:tcW w:type="dxa" w:w="1656"/>
+            <w:shd w:val="clear" w:color="auto" w:fill="E8F0FE"/>
+          </w:tcPr>
+          <w:p>
+            <w:r/>
+            <w:r>
+              <w:rPr>
+                <w:rFonts w:ascii="Arial" w:hAnsi="Arial"/>
+                <w:b/>
+                <w:sz w:val="19"/>
+              </w:rPr>
+              <w:t>11:15–12:00</w:t>
+            </w:r>
+          </w:p>
+        </w:tc>
+        <w:tc>
+          <w:tcPr>
+            <w:tcW w:type="dxa" w:w="1296"/>
+            <w:shd w:val="clear" w:color="auto" w:fill="E8F0FE"/>
+          </w:tcPr>
+          <w:p>
+            <w:r/>
+            <w:r>
+              <w:rPr>
+                <w:rFonts w:ascii="Arial" w:hAnsi="Arial"/>
+                <w:b w:val="0"/>
+                <w:sz w:val="19"/>
+              </w:rPr>
+              <w:t>45 min</w:t>
+            </w:r>
+          </w:p>
+        </w:tc>
+        <w:tc>
+          <w:tcPr>
+            <w:tcW w:type="dxa" w:w="6840"/>
+            <w:shd w:val="clear" w:color="auto" w:fill="E8F0FE"/>
+          </w:tcPr>
+          <w:p>
+            <w:r/>
+            <w:r>
+              <w:rPr>
+                <w:rFonts w:ascii="Arial" w:hAnsi="Arial"/>
+                <w:b/>
+                <w:sz w:val="19"/>
+              </w:rPr>
+              <w:t>TOPIC 03 — Automate and Extend with Copilot: building Power Automate flows with Copilot; integrating flows with canvas apps; approval and notification scenarios; sharing and governing AI-assisted apps (concepts + live demo)</w:t>
+            </w:r>
+          </w:p>
+        </w:tc>
+      </w:tr>
+      <w:tr>
+        <w:tc>
+          <w:tcPr>
+            <w:tcW w:type="dxa" w:w="1656"/>
+          </w:tcPr>
+          <w:p>
+            <w:r/>
+            <w:r>
+              <w:rPr>
+                <w:rFonts w:ascii="Arial" w:hAnsi="Arial"/>
+                <w:b w:val="0"/>
+                <w:sz w:val="19"/>
+              </w:rPr>
+              <w:t>12:00–13:00</w:t>
+            </w:r>
+          </w:p>
+        </w:tc>
+        <w:tc>
+          <w:tcPr>
+            <w:tcW w:type="dxa" w:w="1296"/>
+          </w:tcPr>
+          <w:p>
+            <w:r/>
+            <w:r>
+              <w:rPr>
+                <w:rFonts w:ascii="Arial" w:hAnsi="Arial"/>
+                <w:b w:val="0"/>
+                <w:sz w:val="19"/>
+              </w:rPr>
+              <w:t>60 min</w:t>
+            </w:r>
+          </w:p>
+        </w:tc>
+        <w:tc>
+          <w:tcPr>
+            <w:tcW w:type="dxa" w:w="6840"/>
+          </w:tcPr>
+          <w:p>
+            <w:r/>
+            <w:r>
+              <w:rPr>
+                <w:rFonts w:ascii="Arial" w:hAnsi="Arial"/>
+                <w:b w:val="0"/>
+                <w:sz w:val="19"/>
+              </w:rPr>
+              <w:t>Hands-on: Lab 8: Build a Power Automate Flow with Copilot and Call It from the App</w:t>
             </w:r>
           </w:p>
         </w:tc>
@@ -1366,7 +1943,7 @@
                 <w:b w:val="0"/>
                 <w:sz w:val="19"/>
               </w:rPr>
-              <w:t>13:00–14:00</w:t>
+              <w:t>13:00–13:30</w:t>
             </w:r>
           </w:p>
         </w:tc>
@@ -1383,7 +1960,7 @@
                 <w:b w:val="0"/>
                 <w:sz w:val="19"/>
               </w:rPr>
-              <w:t>60 min</w:t>
+              <w:t>30 min</w:t>
             </w:r>
           </w:p>
         </w:tc>
@@ -1418,7 +1995,7 @@
                 <w:b w:val="0"/>
                 <w:sz w:val="19"/>
               </w:rPr>
-              <w:t>14:00–15:20</w:t>
+              <w:t>13:30–14:45</w:t>
             </w:r>
           </w:p>
         </w:tc>
@@ -1434,7 +2011,7 @@
                 <w:b w:val="0"/>
                 <w:sz w:val="19"/>
               </w:rPr>
-              <w:t>80 min</w:t>
+              <w:t>75 min</w:t>
             </w:r>
           </w:p>
         </w:tc>
@@ -1450,7 +2027,7 @@
                 <w:b w:val="0"/>
                 <w:sz w:val="19"/>
               </w:rPr>
-              <w:t>Hands-on: Lab 4: Create a Canvas App from a Prompt; Lab 5: Refine Screens, Controls and Layouts with Copilot; Lab 6: Generate and Explain Power Fx Formulas with Copilot</w:t>
+              <w:t>Hands-on: Lab 9: Automate Approval and Notification Scenarios</w:t>
             </w:r>
           </w:p>
         </w:tc>
@@ -1468,7 +2045,7 @@
                 <w:b w:val="0"/>
                 <w:sz w:val="19"/>
               </w:rPr>
-              <w:t>15:20–15:45</w:t>
+              <w:t>14:45–15:45</w:t>
             </w:r>
           </w:p>
         </w:tc>
@@ -1484,7 +2061,7 @@
                 <w:b w:val="0"/>
                 <w:sz w:val="19"/>
               </w:rPr>
-              <w:t>25 min</w:t>
+              <w:t>60 min</w:t>
             </w:r>
           </w:p>
         </w:tc>
@@ -1500,113 +2077,7 @@
                 <w:b w:val="0"/>
                 <w:sz w:val="19"/>
               </w:rPr>
-              <w:t>Hands-on: Lab 7: Add an In-App Copilot Chat for Users</w:t>
-            </w:r>
-          </w:p>
-        </w:tc>
-      </w:tr>
-      <w:tr>
-        <w:tc>
-          <w:tcPr>
-            <w:tcW w:type="dxa" w:w="1656"/>
-            <w:shd w:val="clear" w:color="auto" w:fill="FFF4E5"/>
-          </w:tcPr>
-          <w:p>
-            <w:r/>
-            <w:r>
-              <w:rPr>
-                <w:rFonts w:ascii="Arial" w:hAnsi="Arial"/>
-                <w:b w:val="0"/>
-                <w:sz w:val="19"/>
-              </w:rPr>
-              <w:t>15:45–16:00</w:t>
-            </w:r>
-          </w:p>
-        </w:tc>
-        <w:tc>
-          <w:tcPr>
-            <w:tcW w:type="dxa" w:w="1296"/>
-            <w:shd w:val="clear" w:color="auto" w:fill="FFF4E5"/>
-          </w:tcPr>
-          <w:p>
-            <w:r/>
-            <w:r>
-              <w:rPr>
-                <w:rFonts w:ascii="Arial" w:hAnsi="Arial"/>
-                <w:b w:val="0"/>
-                <w:sz w:val="19"/>
-              </w:rPr>
-              <w:t>15 min</w:t>
-            </w:r>
-          </w:p>
-        </w:tc>
-        <w:tc>
-          <w:tcPr>
-            <w:tcW w:type="dxa" w:w="6840"/>
-            <w:shd w:val="clear" w:color="auto" w:fill="FFF4E5"/>
-          </w:tcPr>
-          <w:p>
-            <w:r/>
-            <w:r>
-              <w:rPr>
-                <w:rFonts w:ascii="Arial" w:hAnsi="Arial"/>
-                <w:b w:val="0"/>
-                <w:sz w:val="19"/>
-              </w:rPr>
-              <w:t>Tea break</w:t>
-            </w:r>
-          </w:p>
-        </w:tc>
-      </w:tr>
-      <w:tr>
-        <w:tc>
-          <w:tcPr>
-            <w:tcW w:type="dxa" w:w="1656"/>
-            <w:shd w:val="clear" w:color="auto" w:fill="E8F0FE"/>
-          </w:tcPr>
-          <w:p>
-            <w:r/>
-            <w:r>
-              <w:rPr>
-                <w:rFonts w:ascii="Arial" w:hAnsi="Arial"/>
-                <w:b/>
-                <w:sz w:val="19"/>
-              </w:rPr>
-              <w:t>16:00–16:40</w:t>
-            </w:r>
-          </w:p>
-        </w:tc>
-        <w:tc>
-          <w:tcPr>
-            <w:tcW w:type="dxa" w:w="1296"/>
-            <w:shd w:val="clear" w:color="auto" w:fill="E8F0FE"/>
-          </w:tcPr>
-          <w:p>
-            <w:r/>
-            <w:r>
-              <w:rPr>
-                <w:rFonts w:ascii="Arial" w:hAnsi="Arial"/>
-                <w:b w:val="0"/>
-                <w:sz w:val="19"/>
-              </w:rPr>
-              <w:t>40 min</w:t>
-            </w:r>
-          </w:p>
-        </w:tc>
-        <w:tc>
-          <w:tcPr>
-            <w:tcW w:type="dxa" w:w="6840"/>
-            <w:shd w:val="clear" w:color="auto" w:fill="E8F0FE"/>
-          </w:tcPr>
-          <w:p>
-            <w:r/>
-            <w:r>
-              <w:rPr>
-                <w:rFonts w:ascii="Arial" w:hAnsi="Arial"/>
-                <w:b/>
-                <w:sz w:val="19"/>
-              </w:rPr>
-              <w:t>TOPIC 03 — Automate and Extend with Copilot: building Power Automate flows with Copilot; integrating flows with canvas apps; approval and notification scenarios; sharing and governing AI-assisted apps (concepts + live demo)</w:t>
+              <w:t>Hands-on: Lab 10: Share and Govern Your AI-Assisted App</w:t>
             </w:r>
           </w:p>
         </w:tc>
@@ -1624,7 +2095,7 @@
                 <w:b w:val="0"/>
                 <w:sz w:val="19"/>
               </w:rPr>
-              <w:t>16:40–18:15</w:t>
+              <w:t>15:45–17:00</w:t>
             </w:r>
           </w:p>
         </w:tc>
@@ -1640,7 +2111,7 @@
                 <w:b w:val="0"/>
                 <w:sz w:val="19"/>
               </w:rPr>
-              <w:t>95 min</w:t>
+              <w:t>75 min</w:t>
             </w:r>
           </w:p>
         </w:tc>
@@ -1656,7 +2127,7 @@
                 <w:b w:val="0"/>
                 <w:sz w:val="19"/>
               </w:rPr>
-              <w:t>Hands-on: Lab 8: Build a Power Automate Flow with Copilot and Call It from the App; Lab 9: Automate Approval and Notification Scenarios; Lab 10: Share and Govern Your AI-Assisted App</w:t>
+              <w:t>Applied practice: rebuild the solution on your own non-confidential app idea — prompt, refine, automate and share it end to end, with trainer feedback</w:t>
             </w:r>
           </w:p>
         </w:tc>
@@ -1675,7 +2146,7 @@
                 <w:b w:val="0"/>
                 <w:sz w:val="19"/>
               </w:rPr>
-              <w:t>18:15–18:30</w:t>
+              <w:t>17:00–17:30</w:t>
             </w:r>
           </w:p>
         </w:tc>
@@ -1692,7 +2163,7 @@
                 <w:b w:val="0"/>
                 <w:sz w:val="19"/>
               </w:rPr>
-              <w:t>15 min</w:t>
+              <w:t>30 min</w:t>
             </w:r>
           </w:p>
         </w:tc>
@@ -1722,7 +2193,7 @@
           <w:color w:val="555B66"/>
           <w:sz w:val="19"/>
         </w:rPr>
-        <w:t>Total scheduled time: 480 minutes (8 hours) excluding lunch — of which 450 minutes (7.5 hours) are instructional, plus 30 minutes of tea breaks.</w:t>
+        <w:t>Total scheduled time: 450 minutes (7.5 hours) excluding lunch — of which 450 minutes (7.5 hours) are instructional.</w:t>
       </w:r>
     </w:p>
     <w:p>
